--- a/output/docx/ru/BUFR_TableD_ru_00.docx
+++ b/output/docx/ru/BUFR_TableD_ru_00.docx
@@ -2979,7 +2979,7 @@
           <w:i/>
           <w:sz w:val="14"/>
         </w:rPr>
-        <w:t>Note 32: Можно доказать, что поскольку возможны только дополнения, то следует разрешать только полные строки; однако ошибочно полагать, что отдельные районы будут требовать изменений так же, как и дополнений, поэтому лучше и понятнее обеспечивать описания по всем полям.</w:t>
+        <w:t>Note D32: Можно доказать, что поскольку возможны только дополнения, то следует разрешать только полные строки; однако ошибочно полагать, что отдельные районы будут требовать изменений так же, как и дополнений, поэтому лучше и понятнее обеспечивать описания по всем полям.</w:t>
       </w:r>
     </w:p>
     <w:p>
@@ -2989,7 +2989,7 @@
           <w:i/>
           <w:sz w:val="14"/>
         </w:rPr>
-        <w:t>Note 33: Лучше использовать различные дескрипторы класса 00 для определения и определенных элементов, таким же образом, как различные дескрипторы соответствуют давлению, рассматриваемому как координата, и давлению, измеренному в определенной точке. В противном случае будут необходимы специальные правила для интерпретации такого сообщения. Позиции 0 00 010 — 0 00 012 определяют F, X и Y для таблиц B и D; позиция 0 00 030 — дескриптор, используемый в качестве данных, и дает значения F, X и Y, определяющие последовательность для позиций таблицы D.</w:t>
+        <w:t>Note D33: Лучше использовать различные дескрипторы класса 00 для определения и определенных элементов, таким же образом, как различные дескрипторы соответствуют давлению, рассматриваемому как координата, и давлению, измеренному в определенной точке. В противном случае будут необходимы специальные правила для интерпретации такого сообщения. Позиции 0 00 010 — 0 00 012 определяют F, X и Y для таблиц B и D; позиция 0 00 030 — дескриптор, используемый в качестве данных, и дает значения F, X и Y, определяющие последовательность для позиций таблицы D.</w:t>
       </w:r>
     </w:p>
     <w:p>
@@ -2999,7 +2999,7 @@
           <w:i/>
           <w:sz w:val="14"/>
         </w:rPr>
-        <w:t>Note 63: Для передачи данных в коде CREX не следует использовать дескрипторы 3 01 041 — 3 01 049, 3 01 062, 3 01 071 и 3 01 072.</w:t>
+        <w:t>Note D63: Для передачи данных в коде CREX не следует использовать дескрипторы 3 01 041 — 3 01 049, 3 01 062, 3 01 071 и 3 01 072.</w:t>
       </w:r>
     </w:p>
     <w:sectPr>
